--- a/docs/labs/pr12/nb/reports/0104-pz02-nb.docx
+++ b/docs/labs/pr12/nb/reports/0104-pz02-nb.docx
@@ -1254,7 +1254,7 @@
     </w:p>
     <w:p>
       <w:r>
-        <w:t>Own logic is in services/intake/internal/domain/stripesignature and is called by authenticatewebhook.Consumer. Candidate branch HIT-52 is work/HIT-52-nb-authenticate-webhook at 2a20fb6; PR/review/merge are pending.</w:t>
+        <w:t>Own logic is in services/intake/internal/domain/stripesignature and is called by authenticatewebhook.Consumer. Correction source is work/HIT-53-nb-verification at df1a7d5; C2 remains the implementation branch at 2a20fb6; PR/review/merge are pending.</w:t>
       </w:r>
     </w:p>
     <w:p>
@@ -1326,7 +1326,7 @@
           </w:tcPr>
           <w:p>
             <w:r>
-              <w:t>file-backed SecretResolver + SystemClock</w:t>
+              <w:t>FileResolver + FixedClock</w:t>
             </w:r>
           </w:p>
         </w:tc>
@@ -1336,7 +1336,7 @@
           </w:tcPr>
           <w:p>
             <w:r>
-              <w:t>application composition/tests</w:t>
+              <w:t>application tests</w:t>
             </w:r>
           </w:p>
         </w:tc>
@@ -1356,7 +1356,7 @@
           </w:tcPr>
           <w:p>
             <w:r>
-              <w:t>fixture-only; no live provider</w:t>
+              <w:t>executed fixture resolver; no live provider</w:t>
             </w:r>
           </w:p>
         </w:tc>
@@ -1368,7 +1368,7 @@
           </w:tcPr>
           <w:p>
             <w:r>
-              <w:t>in-memory SecretResolver + FixedClock</w:t>
+              <w:t>MapSecrets + FixedClock</w:t>
             </w:r>
           </w:p>
         </w:tc>
@@ -1398,7 +1398,7 @@
           </w:tcPr>
           <w:p>
             <w:r>
-              <w:t>double, not production store</w:t>
+              <w:t>executed in-memory double; SystemClock not part of this experiment</w:t>
             </w:r>
           </w:p>
         </w:tc>
@@ -1406,7 +1406,7 @@
     </w:tbl>
     <w:p>
       <w:r>
-        <w:t>Consumer callsite is unchanged while file-backed resolver/system clock and in-memory/fixed doubles are swapped at composition/tests. This proves a replaceable boundary, not production adapter readiness.</w:t>
+        <w:t>Consumer callsite is unchanged while the executed pair FileResolver+FixedClock and MapSecrets+FixedClock are swapped at composition/tests. SystemClock is compiled/documented but was not executed in this experiment. This proves a replaceable boundary, not production adapter readiness.</w:t>
       </w:r>
     </w:p>
     <w:p>
@@ -1419,7 +1419,7 @@
     </w:p>
     <w:p>
       <w:r>
-        <w:t>Module map in docs/labs/pr12/nb/module-map.md; actual imports and build recorded in hit-52-c2-local-clean.log. No cycles claimed.</w:t>
+        <w:t>Module map is docs/labs/pr12/nb/module-map.md; actual imports and build are recorded in hit-52-c2-local-clean.log. The canonical module contract is services/intake/docs/module-contract.md. No cycles claimed.</w:t>
       </w:r>
     </w:p>
     <w:p>
@@ -1571,7 +1571,7 @@
     </w:tbl>
     <w:p>
       <w:r>
-        <w:t>Candidate exists in services/intake/internal/domain/stripesignature with verified/tampered fixtures. Observation: same application consumer works with two dependency implementations. ADR: docs/labs/pr12/nb/module-adr.md; author Никита Будыкин; no canonical HP-ADR ID.</w:t>
+        <w:t>Candidate exists in services/intake/internal/domain/stripesignature with verified/tampered fixtures. Observation: same application consumer works with two executed dependency implementations. ADR: docs/labs/pr12/nb/module-adr.md; author Никита Будыкин; no canonical HP-ADR ID.</w:t>
       </w:r>
     </w:p>
     <w:p>
@@ -1969,7 +1969,7 @@
     </w:p>
     <w:p>
       <w:r>
-        <w:t>Что открыть/выполнить: Открыть https://github.com/hitpipe/hitpipe/blob/2a20fb6a21fe762f2cf37ded433c99bf5390be81/services/intake/internal/domain/stripesignature/verifier.go#L18-L86 и services/intake/docs/module-contract.md. Показать публичную операцию, часть собственной реализации и определённые вход/выход/ошибки; указать версию.</w:t>
+        <w:t>Что открыть/выполнить: Открыть https://github.com/hitpipe/hitpipe/blob/df1a7d58179148abfda8e71862654f5ef7fcdbc7/services/intake/internal/domain/stripesignature/verifier.go#L18-L86 и services/intake/docs/module-contract.md. Показать публичную операцию, часть собственной реализации и определённые вход/выход/ошибки; указать версию.</w:t>
       </w:r>
     </w:p>
     <w:p>
@@ -1997,7 +1997,7 @@
     </w:p>
     <w:p>
       <w:r>
-        <w:t>Что открыть/выполнить: Открыть services/intake/docs/module-contract.md, полученную командой sed -n '1,220p' services/intake/docs/module-contract.md либо встроенные GoDoc/TSDoc/docstring. Показать назначение, входы, результат, ошибки, зависимости и пример использования; документация относится к 2a20fb6a21fe762f2cf37ded433c99bf5390be81.</w:t>
+        <w:t>Что открыть/выполнить: Открыть services/intake/docs/module-contract.md, полученную командой sed -n '1,220p' services/intake/docs/module-contract.md либо встроенные GoDoc/TSDoc/docstring. Показать назначение, входы, результат, ошибки, зависимости и пример использования; документация относится к df1a7d58179148abfda8e71862654f5ef7fcdbc7.</w:t>
       </w:r>
     </w:p>
     <w:p>
@@ -2025,7 +2025,7 @@
     </w:p>
     <w:p>
       <w:r>
-        <w:t>Что открыть/выполнить: Открыть services/intake/cmd/intake-contractcheck/main.go и неизменённый services/intake/internal/application/authenticatewebhook/authenticate.go. Выполнить go test -count=1 ./... для одного сценария с реализациями file-backed synthetic SecretResolver + SystemClock и in-memory SecretResolver double + FixedClock double. Показать точку сборки/DI, оба результата и доказательство неизменности потребителя; ограничения подмены указать в тексте.</w:t>
+        <w:t>Что открыть/выполнить: Открыть services/intake/cmd/intake-contractcheck/main.go и неизменённый services/intake/internal/application/authenticatewebhook/authenticate.go. Выполнить go test -count=1 ./... для одного сценария с реализациями FileResolver + FixedClock (executed application test) и MapSecrets + FixedClock (executed application test). Показать точку сборки/DI, оба результата и доказательство неизменности потребителя; ограничения подмены указать в тексте.</w:t>
       </w:r>
     </w:p>
     <w:p>
@@ -2053,7 +2053,7 @@
     </w:p>
     <w:p>
       <w:r>
-        <w:t>Что открыть/выполнить: Открыть docs/labs/pr12/nb/module-map.md на версии 2a20fb6a21fe762f2cf37ded433c99bf5390be81. Показать собственный модуль, ответственность, публичный контракт, зависимости, пути, автора, статусы «работает/план» и легенду направления стрелок. Карта должна соответствовать реальным импортам, а не будущей схеме.</w:t>
+        <w:t>Что открыть/выполнить: Открыть docs/labs/pr12/nb/module-map.md на версии df1a7d58179148abfda8e71862654f5ef7fcdbc7. Показать собственный модуль, ответственность, публичный контракт, зависимости, пути, автора, статусы «работает/план» и легенду направления стрелок. Карта должна соответствовать реальным импортам, а не будущей схеме.</w:t>
       </w:r>
     </w:p>
     <w:p>
@@ -2081,7 +2081,7 @@
     </w:p>
     <w:p>
       <w:r>
-        <w:t>Что открыть/выполнить: Выполнить cd services/intake &amp;&amp; go test -count=1 ./... на 2a20fb6a21fe762f2cf37ded433c99bf5390be81. Показать обе реализации, штатный, граничный и ошибочный случаи для каждой, ожидаемые/фактические результаты и итог/код завершения.</w:t>
+        <w:t>Что открыть/выполнить: Выполнить cd services/intake &amp;&amp; go test -count=1 ./... на df1a7d58179148abfda8e71862654f5ef7fcdbc7. Показать обе реализации, штатный, граничный и ошибочный случаи для каждой, ожидаемые/фактические результаты и итог/код завершения.</w:t>
       </w:r>
     </w:p>
     <w:p>

--- a/docs/labs/pr12/nb/reports/0104-pz02-nb.docx
+++ b/docs/labs/pr12/nb/reports/0104-pz02-nb.docx
@@ -1254,7 +1254,7 @@
     </w:p>
     <w:p>
       <w:r>
-        <w:t>Own logic is in services/intake/internal/domain/stripesignature and is called by authenticatewebhook.Consumer. Correction source is work/HIT-53-nb-verification at df1a7d5; C2 remains the implementation branch at 2a20fb6; PR/review/merge are pending.</w:t>
+        <w:t>Own logic is in services/intake/internal/domain/stripesignature and is called by authenticatewebhook.Consumer. C2 is work/HIT-52-nb-authenticate-webhook at e64f4ff; corrected C3 is work/HIT-53-nb-verification at d164aebd5b746151da41717f0ffb483eb9b39a63; PRs #32/#33 are open and unmerged.</w:t>
       </w:r>
     </w:p>
     <w:p>
@@ -1899,7 +1899,7 @@
     </w:tbl>
     <w:p>
       <w:r>
-        <w:t>Local C2 checks PASS; actual two-implementation tests are in authenticate_test.go and the evidence log. CI/review/merge status is not promoted here.</w:t>
+        <w:t>Native C2/C3 checks and actual two-implementation tests are in authenticate_test.go and evidence logs; CI/review/merge status is not promoted to acceptance.</w:t>
       </w:r>
     </w:p>
     <w:p>
@@ -1969,7 +1969,7 @@
     </w:p>
     <w:p>
       <w:r>
-        <w:t>Что открыть/выполнить: Открыть https://github.com/hitpipe/hitpipe/blob/df1a7d58179148abfda8e71862654f5ef7fcdbc7/services/intake/internal/domain/stripesignature/verifier.go#L18-L86 и services/intake/docs/module-contract.md. Показать публичную операцию, часть собственной реализации и определённые вход/выход/ошибки; указать версию.</w:t>
+        <w:t>Что открыть/выполнить: Открыть https://github.com/hitpipe/hitpipe/blob/d164aebd5b746151da41717f0ffb483eb9b39a63/services/intake/internal/domain/stripesignature/verifier.go#L18-L86 и services/intake/docs/module-contract.md. Показать публичную операцию, часть собственной реализации и определённые вход/выход/ошибки; указать версию.</w:t>
       </w:r>
     </w:p>
     <w:p>
@@ -1997,7 +1997,7 @@
     </w:p>
     <w:p>
       <w:r>
-        <w:t>Что открыть/выполнить: Открыть services/intake/docs/module-contract.md, полученную командой sed -n '1,220p' services/intake/docs/module-contract.md либо встроенные GoDoc/TSDoc/docstring. Показать назначение, входы, результат, ошибки, зависимости и пример использования; документация относится к df1a7d58179148abfda8e71862654f5ef7fcdbc7.</w:t>
+        <w:t>Что открыть/выполнить: Открыть services/intake/docs/module-contract.md, полученную командой sed -n '1,220p' services/intake/docs/module-contract.md либо встроенные GoDoc/TSDoc/docstring. Показать назначение, входы, результат, ошибки, зависимости и пример использования; документация относится к d164aebd5b746151da41717f0ffb483eb9b39a63.</w:t>
       </w:r>
     </w:p>
     <w:p>
@@ -2053,7 +2053,7 @@
     </w:p>
     <w:p>
       <w:r>
-        <w:t>Что открыть/выполнить: Открыть docs/labs/pr12/nb/module-map.md на версии df1a7d58179148abfda8e71862654f5ef7fcdbc7. Показать собственный модуль, ответственность, публичный контракт, зависимости, пути, автора, статусы «работает/план» и легенду направления стрелок. Карта должна соответствовать реальным импортам, а не будущей схеме.</w:t>
+        <w:t>Что открыть/выполнить: Открыть docs/labs/pr12/nb/module-map.md на версии d164aebd5b746151da41717f0ffb483eb9b39a63. Показать собственный модуль, ответственность, публичный контракт, зависимости, пути, автора, статусы «работает/план» и легенду направления стрелок. Карта должна соответствовать реальным импортам, а не будущей схеме.</w:t>
       </w:r>
     </w:p>
     <w:p>
@@ -2081,7 +2081,7 @@
     </w:p>
     <w:p>
       <w:r>
-        <w:t>Что открыть/выполнить: Выполнить cd services/intake &amp;&amp; go test -count=1 ./... на df1a7d58179148abfda8e71862654f5ef7fcdbc7. Показать обе реализации, штатный, граничный и ошибочный случаи для каждой, ожидаемые/фактические результаты и итог/код завершения.</w:t>
+        <w:t>Что открыть/выполнить: Выполнить cd services/intake &amp;&amp; go test -count=1 ./... на d164aebd5b746151da41717f0ffb483eb9b39a63. Показать обе реализации, штатный, граничный и ошибочный случаи для каждой, ожидаемые/фактические результаты и итог/код завершения.</w:t>
       </w:r>
     </w:p>
     <w:p>
